--- a/cf/sh/u/files/u032.docx
+++ b/cf/sh/u/files/u032.docx
@@ -20,7 +20,7 @@
     </w:p>
     <w:p>
       <w:r>
-        <w:t>請針對每個題目，把答案填在「回答：」後面（越具體越好）；填好後請放回您的部門資料夾即可，不需回信。</w:t>
+        <w:t>這份問卷是想更了解您的實際作業，好把您的 AI 助理做得更貼近需求。第一部分請把答案填在「回答：」後面（越具體越好）；第二部分只是先讓您了解，之後用的時候再一起調整，不用現在填。填好後放回您的部門資料夾即可，不需回信。</w:t>
       </w:r>
     </w:p>
     <w:p>
@@ -32,8 +32,16 @@
       </w:r>
     </w:p>
     <w:p>
+      <w:pPr>
+        <w:pStyle w:val="Heading2"/>
+      </w:pPr>
       <w:r>
-        <w:t>1. 本題原作答為玩笑內容，實際『表單整理』是指哪些表單（安衛日報表？巡檢表？缺失紀錄？）？</w:t>
+        <w:t>一、請您提供或確認的事情</w:t>
+      </w:r>
+    </w:p>
+    <w:p>
+      <w:r>
+        <w:t>1. 這題原本作答是玩笑（來源填「人類」、產出填「孩子」），需要先請填答人陳禹璇說清楚真正的工作內容</w:t>
       </w:r>
     </w:p>
     <w:p>
@@ -43,7 +51,7 @@
     </w:p>
     <w:p>
       <w:r>
-        <w:t>2. 這些表單的來源在哪、產出存放在哪？</w:t>
+        <w:t>2. 工作裡「現場監督」是人到台積廠區巡檢督工，這部分 AI 幫不上；能交給 AI 的是「表單整理」那一段</w:t>
       </w:r>
     </w:p>
     <w:p>
@@ -53,7 +61,7 @@
     </w:p>
     <w:p>
       <w:r>
-        <w:t>3. 『現場監督』屬實體駐廠作業 AI 無法代做，是否只切出『表單整理』段落開發？</w:t>
+        <w:t>3. 請確認「表單整理」到底整理哪些表單（安衛日報表？巡檢表？缺失紀錄？）</w:t>
       </w:r>
     </w:p>
     <w:p>
@@ -63,7 +71,7 @@
     </w:p>
     <w:p>
       <w:r>
-        <w:t>4. 表單是紙本還是電子檔？若紙本是否走 VLM 兩階段判讀？</w:t>
+        <w:t>4. 請說明這些表單的來源在哪、整理完要存到哪</w:t>
       </w:r>
     </w:p>
     <w:p>
@@ -73,7 +81,7 @@
     </w:p>
     <w:p>
       <w:r>
-        <w:t>5. 表單類別與狀態的標準用語是否已統一？</w:t>
+        <w:t>5. 請提供 1～2 份實際的表單樣本，AI 才知道要整成什麼格式</w:t>
       </w:r>
     </w:p>
     <w:p>
@@ -83,12 +91,40 @@
     </w:p>
     <w:p>
       <w:r>
-        <w:t>6. 彙整後由誰覆核、歸檔？</w:t>
+        <w:t>6. 釐清清楚後，就能把「表單整理」單獨切成一題來開發</w:t>
       </w:r>
     </w:p>
     <w:p>
       <w:r>
         <w:t>回答：</w:t>
+      </w:r>
+    </w:p>
+    <w:p>
+      <w:pPr>
+        <w:pStyle w:val="Heading2"/>
+      </w:pPr>
+      <w:r>
+        <w:t>二、要用了之後、跟 AI 一起調整的事情（先了解即可，不用現在填）</w:t>
+      </w:r>
+    </w:p>
+    <w:p>
+      <w:r>
+        <w:t>• 本題主要靠人：現場監督、巡檢是實體作業，AI 無法到場替您盯</w:t>
+      </w:r>
+    </w:p>
+    <w:p>
+      <w:r>
+        <w:t>• 等回訪確認「表單整理」內容後，才能決定 AI 能幫哪一段</w:t>
+      </w:r>
+    </w:p>
+    <w:p>
+      <w:r>
+        <w:t>• 若切出「每日安衛表單彙整登錄」子題，AI 出彙整初稿、您現場核對</w:t>
+      </w:r>
+    </w:p>
+    <w:p>
+      <w:r>
+        <w:t>• 在資訊補齊之前，這題暫時不進開發，先靠人完成</w:t>
       </w:r>
     </w:p>
     <w:p/>
